--- a/lessons/2-11/homework.docx
+++ b/lessons/2-11/homework.docx
@@ -115,7 +115,7 @@
           <wp:inline distT="0" distB="0" distL="0" distR="0">
             <wp:extent cx="1047750" cy="790575"/>
             <wp:effectExtent t="0" r="0" b="0" l="0"/>
-            <wp:docPr id="1" name="" descr="" title=""/>
+            <wp:docPr id="1" name="Add and Subtract Decimals" descr="Picture illustrating the vocabulary word &quot;Add and Subtract Decimals&quot;" title="Add and Subtract Decimals"/>
             <wp:cNvGraphicFramePr>
               <a:graphicFrameLocks xmlns:a="http://schemas.openxmlformats.org/drawingml/2006/main" noChangeAspect="1"/>
             </wp:cNvGraphicFramePr>
@@ -178,7 +178,7 @@
           <wp:inline distT="0" distB="0" distL="0" distR="0">
             <wp:extent cx="1047750" cy="790575"/>
             <wp:effectExtent t="0" r="0" b="0" l="0"/>
-            <wp:docPr id="1" name="" descr="" title=""/>
+            <wp:docPr id="1" name="Decimal" descr="Picture illustrating the vocabulary word &quot;Decimal&quot;" title="Decimal"/>
             <wp:cNvGraphicFramePr>
               <a:graphicFrameLocks xmlns:a="http://schemas.openxmlformats.org/drawingml/2006/main" noChangeAspect="1"/>
             </wp:cNvGraphicFramePr>
@@ -241,7 +241,7 @@
           <wp:inline distT="0" distB="0" distL="0" distR="0">
             <wp:extent cx="1047750" cy="628650"/>
             <wp:effectExtent t="0" r="0" b="0" l="0"/>
-            <wp:docPr id="1" name="" descr="" title=""/>
+            <wp:docPr id="1" name="Place value" descr="Picture illustrating the vocabulary word &quot;Place value&quot;" title="Place value"/>
             <wp:cNvGraphicFramePr>
               <a:graphicFrameLocks xmlns:a="http://schemas.openxmlformats.org/drawingml/2006/main" noChangeAspect="1"/>
             </wp:cNvGraphicFramePr>
@@ -304,7 +304,7 @@
           <wp:inline distT="0" distB="0" distL="0" distR="0">
             <wp:extent cx="1047750" cy="628650"/>
             <wp:effectExtent t="0" r="0" b="0" l="0"/>
-            <wp:docPr id="1" name="" descr="" title=""/>
+            <wp:docPr id="1" name="Tenths" descr="Picture illustrating the vocabulary word &quot;Tenths&quot;" title="Tenths"/>
             <wp:cNvGraphicFramePr>
               <a:graphicFrameLocks xmlns:a="http://schemas.openxmlformats.org/drawingml/2006/main" noChangeAspect="1"/>
             </wp:cNvGraphicFramePr>
@@ -367,7 +367,7 @@
           <wp:inline distT="0" distB="0" distL="0" distR="0">
             <wp:extent cx="1047750" cy="628650"/>
             <wp:effectExtent t="0" r="0" b="0" l="0"/>
-            <wp:docPr id="1" name="" descr="" title=""/>
+            <wp:docPr id="1" name="Hundredths" descr="Picture illustrating the vocabulary word &quot;Hundredths&quot;" title="Hundredths"/>
             <wp:cNvGraphicFramePr>
               <a:graphicFrameLocks xmlns:a="http://schemas.openxmlformats.org/drawingml/2006/main" noChangeAspect="1"/>
             </wp:cNvGraphicFramePr>
@@ -430,7 +430,7 @@
           <wp:inline distT="0" distB="0" distL="0" distR="0">
             <wp:extent cx="1047750" cy="790575"/>
             <wp:effectExtent t="0" r="0" b="0" l="0"/>
-            <wp:docPr id="1" name="" descr="" title=""/>
+            <wp:docPr id="1" name="Annex zeros" descr="Picture illustrating the vocabulary word &quot;Annex zeros&quot;" title="Annex zeros"/>
             <wp:cNvGraphicFramePr>
               <a:graphicFrameLocks xmlns:a="http://schemas.openxmlformats.org/drawingml/2006/main" noChangeAspect="1"/>
             </wp:cNvGraphicFramePr>
@@ -524,7 +524,7 @@
         <w:spacing w:after="40" w:before="0"/>
       </w:pPr>
       <w:r>
-        <w:t xml:space="preserve">     A. 18.45</w:t>
+        <w:t xml:space="preserve">     A. 17.45</w:t>
       </w:r>
     </w:p>
     <w:p>
@@ -540,7 +540,7 @@
         <w:spacing w:after="40" w:before="0"/>
       </w:pPr>
       <w:r>
-        <w:t xml:space="preserve">     C. 17.45</w:t>
+        <w:t xml:space="preserve">     C. 18.45</w:t>
       </w:r>
     </w:p>
     <w:p>
@@ -579,15 +579,15 @@
         <w:spacing w:after="40" w:before="0"/>
       </w:pPr>
       <w:r>
-        <w:t xml:space="preserve">     A. 12.82</w:t>
-      </w:r>
-    </w:p>
-    <w:p>
-      <w:pPr>
-        <w:spacing w:after="40" w:before="0"/>
-      </w:pPr>
-      <w:r>
-        <w:t xml:space="preserve">     B. 13.82</w:t>
+        <w:t xml:space="preserve">     A. 12.18</w:t>
+      </w:r>
+    </w:p>
+    <w:p>
+      <w:pPr>
+        <w:spacing w:after="40" w:before="0"/>
+      </w:pPr>
+      <w:r>
+        <w:t xml:space="preserve">     B. 12.82</w:t>
       </w:r>
     </w:p>
     <w:p>
@@ -603,7 +603,7 @@
         <w:spacing w:after="40" w:before="0"/>
       </w:pPr>
       <w:r>
-        <w:t xml:space="preserve">     D. 12.18</w:t>
+        <w:t xml:space="preserve">     D. 13.82</w:t>
       </w:r>
     </w:p>
     <w:p>
@@ -849,7 +849,7 @@
           <w:b/>
           <w:bCs/>
         </w:rPr>
-        <w:t xml:space="preserve">4. Estimate each sum or difference by rounding to the nearest whole number, then sort: is the result greater than 10 or less than 10?</w:t>
+        <w:t xml:space="preserve">4. Round each number to the nearest whole number to estimate the sum or difference. If the estimate equals 10, calculate the exact result before sorting. Sort by whether the actual result is greater than or less than 10.</w:t>
       </w:r>
     </w:p>
     <w:p>
@@ -940,23 +940,23 @@
         <w:spacing w:after="40" w:before="0"/>
       </w:pPr>
       <w:r>
-        <w:t xml:space="preserve">     A. $21.14</w:t>
-      </w:r>
-    </w:p>
-    <w:p>
-      <w:pPr>
-        <w:spacing w:after="40" w:before="0"/>
-      </w:pPr>
-      <w:r>
-        <w:t xml:space="preserve">     B. $20.14</w:t>
-      </w:r>
-    </w:p>
-    <w:p>
-      <w:pPr>
-        <w:spacing w:after="40" w:before="0"/>
-      </w:pPr>
-      <w:r>
-        <w:t xml:space="preserve">     C. $21.04</w:t>
+        <w:t xml:space="preserve">     A. $20.14</w:t>
+      </w:r>
+    </w:p>
+    <w:p>
+      <w:pPr>
+        <w:spacing w:after="40" w:before="0"/>
+      </w:pPr>
+      <w:r>
+        <w:t xml:space="preserve">     B. $21.04</w:t>
+      </w:r>
+    </w:p>
+    <w:p>
+      <w:pPr>
+        <w:spacing w:after="40" w:before="0"/>
+      </w:pPr>
+      <w:r>
+        <w:t xml:space="preserve">     C. $21.14</w:t>
       </w:r>
     </w:p>
     <w:p>
@@ -1289,31 +1289,31 @@
         <w:spacing w:after="40" w:before="0"/>
       </w:pPr>
       <w:r>
-        <w:t xml:space="preserve">     A. $43.05</w:t>
-      </w:r>
-    </w:p>
-    <w:p>
-      <w:pPr>
-        <w:spacing w:after="40" w:before="0"/>
-      </w:pPr>
-      <w:r>
-        <w:t xml:space="preserve">     B. $42.05</w:t>
-      </w:r>
-    </w:p>
-    <w:p>
-      <w:pPr>
-        <w:spacing w:after="40" w:before="0"/>
-      </w:pPr>
-      <w:r>
-        <w:t xml:space="preserve">     C. $43.15</w:t>
-      </w:r>
-    </w:p>
-    <w:p>
-      <w:pPr>
-        <w:spacing w:after="40" w:before="0"/>
-      </w:pPr>
-      <w:r>
-        <w:t xml:space="preserve">     D. $42.95</w:t>
+        <w:t xml:space="preserve">     A. $42.05</w:t>
+      </w:r>
+    </w:p>
+    <w:p>
+      <w:pPr>
+        <w:spacing w:after="40" w:before="0"/>
+      </w:pPr>
+      <w:r>
+        <w:t xml:space="preserve">     B. $42.95</w:t>
+      </w:r>
+    </w:p>
+    <w:p>
+      <w:pPr>
+        <w:spacing w:after="40" w:before="0"/>
+      </w:pPr>
+      <w:r>
+        <w:t xml:space="preserve">     C. $43.05</w:t>
+      </w:r>
+    </w:p>
+    <w:p>
+      <w:pPr>
+        <w:spacing w:after="40" w:before="0"/>
+      </w:pPr>
+      <w:r>
+        <w:t xml:space="preserve">     D. $43.15</w:t>
       </w:r>
     </w:p>
     <w:p>
@@ -1352,23 +1352,23 @@
         <w:spacing w:after="40" w:before="0"/>
       </w:pPr>
       <w:r>
-        <w:t xml:space="preserve">     B. 5.85</w:t>
-      </w:r>
-    </w:p>
-    <w:p>
-      <w:pPr>
-        <w:spacing w:after="40" w:before="0"/>
-      </w:pPr>
-      <w:r>
-        <w:t xml:space="preserve">     C. 4.95</w:t>
-      </w:r>
-    </w:p>
-    <w:p>
-      <w:pPr>
-        <w:spacing w:after="40" w:before="0"/>
-      </w:pPr>
-      <w:r>
-        <w:t xml:space="preserve">     D. 5.15</w:t>
+        <w:t xml:space="preserve">     B. 4.95</w:t>
+      </w:r>
+    </w:p>
+    <w:p>
+      <w:pPr>
+        <w:spacing w:after="40" w:before="0"/>
+      </w:pPr>
+      <w:r>
+        <w:t xml:space="preserve">     C. 5.15</w:t>
+      </w:r>
+    </w:p>
+    <w:p>
+      <w:pPr>
+        <w:spacing w:after="40" w:before="0"/>
+      </w:pPr>
+      <w:r>
+        <w:t xml:space="preserve">     D. 5.85</w:t>
       </w:r>
     </w:p>
     <w:p>
@@ -1407,23 +1407,23 @@
         <w:spacing w:after="40" w:before="0"/>
       </w:pPr>
       <w:r>
-        <w:t xml:space="preserve">     B. $17.73</w:t>
-      </w:r>
-    </w:p>
-    <w:p>
-      <w:pPr>
-        <w:spacing w:after="40" w:before="0"/>
-      </w:pPr>
-      <w:r>
-        <w:t xml:space="preserve">     C. $16.83</w:t>
-      </w:r>
-    </w:p>
-    <w:p>
-      <w:pPr>
-        <w:spacing w:after="40" w:before="0"/>
-      </w:pPr>
-      <w:r>
-        <w:t xml:space="preserve">     D. $17.27</w:t>
+        <w:t xml:space="preserve">     B. $16.83</w:t>
+      </w:r>
+    </w:p>
+    <w:p>
+      <w:pPr>
+        <w:spacing w:after="40" w:before="0"/>
+      </w:pPr>
+      <w:r>
+        <w:t xml:space="preserve">     C. $17.27</w:t>
+      </w:r>
+    </w:p>
+    <w:p>
+      <w:pPr>
+        <w:spacing w:after="40" w:before="0"/>
+      </w:pPr>
+      <w:r>
+        <w:t xml:space="preserve">     D. $17.73</w:t>
       </w:r>
     </w:p>
     <w:p>
@@ -1464,7 +1464,7 @@
           <w:b/>
           <w:bCs/>
         </w:rPr>
-        <w:t xml:space="preserve">1. A. 18.45</w:t>
+        <w:t xml:space="preserve">1. C. 18.45</w:t>
       </w:r>
     </w:p>
     <w:p>
@@ -1496,7 +1496,7 @@
           <w:b/>
           <w:bCs/>
         </w:rPr>
-        <w:t xml:space="preserve">2. A. 12.82</w:t>
+        <w:t xml:space="preserve">2. B. 12.82</w:t>
       </w:r>
     </w:p>
     <w:p>
@@ -1656,7 +1656,7 @@
           <w:b/>
           <w:bCs/>
         </w:rPr>
-        <w:t xml:space="preserve">5. A. $21.14</w:t>
+        <w:t xml:space="preserve">5. C. $21.14</w:t>
       </w:r>
     </w:p>
     <w:p>
@@ -1792,7 +1792,7 @@
           <w:b/>
           <w:bCs/>
         </w:rPr>
-        <w:t xml:space="preserve">8. A. $43.05</w:t>
+        <w:t xml:space="preserve">8. C. $43.05</w:t>
       </w:r>
     </w:p>
     <w:p>
@@ -2065,7 +2065,14 @@
 <file path=word/styles.xml><?xml version="1.0" encoding="utf-8"?>
 <w:styles xmlns:mc="http://schemas.openxmlformats.org/markup-compatibility/2006" xmlns:r="http://schemas.openxmlformats.org/officeDocument/2006/relationships" xmlns:w="http://schemas.openxmlformats.org/wordprocessingml/2006/main" xmlns:w14="http://schemas.microsoft.com/office/word/2010/wordml" xmlns:w15="http://schemas.microsoft.com/office/word/2012/wordml" mc:Ignorable="w14 w15">
   <w:docDefaults>
-    <w:rPrDefault/>
+    <w:rPrDefault>
+      <w:rPr>
+        <w:rFonts w:ascii="Arial" w:cs="Arial" w:eastAsia="Arial" w:hAnsi="Arial"/>
+        <w:sz w:val="22"/>
+        <w:szCs w:val="22"/>
+        <w:lang w:val="en-US"/>
+      </w:rPr>
+    </w:rPrDefault>
     <w:pPrDefault/>
   </w:docDefaults>
   <w:style w:type="paragraph" w:styleId="Title">
@@ -2083,10 +2090,16 @@
     <w:basedOn w:val="Normal"/>
     <w:next w:val="Normal"/>
     <w:qFormat/>
+    <w:pPr>
+      <w:keepNext/>
+    </w:pPr>
     <w:rPr>
-      <w:color w:val="2E74B5"/>
-      <w:sz w:val="32"/>
-      <w:szCs w:val="32"/>
+      <w:rFonts w:ascii="Arial" w:cs="Arial" w:eastAsia="Arial" w:hAnsi="Arial"/>
+      <w:b/>
+      <w:bCs/>
+      <w:color w:val="183E56"/>
+      <w:sz w:val="34"/>
+      <w:szCs w:val="34"/>
     </w:rPr>
   </w:style>
   <w:style w:type="paragraph" w:styleId="Heading2">
@@ -2094,8 +2107,14 @@
     <w:basedOn w:val="Normal"/>
     <w:next w:val="Normal"/>
     <w:qFormat/>
+    <w:pPr>
+      <w:keepNext/>
+    </w:pPr>
     <w:rPr>
-      <w:color w:val="2E74B5"/>
+      <w:rFonts w:ascii="Arial" w:cs="Arial" w:eastAsia="Arial" w:hAnsi="Arial"/>
+      <w:b/>
+      <w:bCs/>
+      <w:color w:val="176B70"/>
       <w:sz w:val="26"/>
       <w:szCs w:val="26"/>
     </w:rPr>

--- a/lessons/2-11/homework.docx
+++ b/lessons/2-11/homework.docx
@@ -1435,448 +1435,6 @@
           <w:color w:val="BBBBBB"/>
         </w:rPr>
         <w:t xml:space="preserve">______________________________________________________________________</w:t>
-      </w:r>
-    </w:p>
-    <w:p>
-      <w:r>
-        <w:br w:type="page"/>
-      </w:r>
-    </w:p>
-    <w:p>
-      <w:pPr>
-        <w:pStyle w:val="Heading1"/>
-        <w:spacing w:after="120"/>
-      </w:pPr>
-      <w:r>
-        <w:rPr>
-          <w:b/>
-          <w:bCs/>
-        </w:rPr>
-        <w:t xml:space="preserve">Answer Key (Teacher)</w:t>
-      </w:r>
-    </w:p>
-    <w:p>
-      <w:pPr>
-        <w:spacing w:after="40" w:before="0"/>
-      </w:pPr>
-      <w:r>
-        <w:rPr>
-          <w:b/>
-          <w:bCs/>
-        </w:rPr>
-        <w:t xml:space="preserve">1. C. 18.45</w:t>
-      </w:r>
-    </w:p>
-    <w:p>
-      <w:pPr>
-        <w:spacing w:after="20" w:before="0"/>
-      </w:pPr>
-      <w:r>
-        <w:t xml:space="preserve">     Line up decimals: 14.60 + 3.85. Hundredths: 0 + 5 = 5. Tenths: 6 + 8 = 14, write 4 carry 1. Ones: 4 + 3 + 1 = 8. Tens: 1. Answer: 18.45.</w:t>
-      </w:r>
-    </w:p>
-    <w:p>
-      <w:pPr>
-        <w:spacing w:after="80" w:before="0"/>
-      </w:pPr>
-      <w:r>
-        <w:rPr>
-          <w:i/>
-          <w:iCs/>
-        </w:rPr>
-        <w:t xml:space="preserve">     Watch for: A common mistake in Add and Subtract Decimals is lining up the last digits (the right edges) of each number instead of lining up the decimal points — for example, adding 8.3 and 2.45 as if the 3 and the 5 belong in the same column. Before you add or subtract, add zeros so every number has the same number of decimal places (write 8.3 as 8.30), then check that the decimal points sit directly above one another.</w:t>
-      </w:r>
-    </w:p>
-    <w:p>
-      <w:pPr>
-        <w:spacing w:after="40" w:before="0"/>
-      </w:pPr>
-      <w:r>
-        <w:rPr>
-          <w:b/>
-          <w:bCs/>
-        </w:rPr>
-        <w:t xml:space="preserve">2. B. 12.82</w:t>
-      </w:r>
-    </w:p>
-    <w:p>
-      <w:pPr>
-        <w:spacing w:after="20" w:before="0"/>
-      </w:pPr>
-      <w:r>
-        <w:t xml:space="preserve">     Rewrite as 20.30 − 7.48. Annex a zero so both have two decimal places. Work carefully with borrowing: 20.30 − 7.48 = 12.82.</w:t>
-      </w:r>
-    </w:p>
-    <w:p>
-      <w:pPr>
-        <w:spacing w:after="80" w:before="0"/>
-      </w:pPr>
-      <w:r>
-        <w:rPr>
-          <w:i/>
-          <w:iCs/>
-        </w:rPr>
-        <w:t xml:space="preserve">     Watch for: A common mistake in Add and Subtract Decimals is lining up the last digits (the right edges) of each number instead of lining up the decimal points — for example, adding 8.3 and 2.45 as if the 3 and the 5 belong in the same column. Before you add or subtract, add zeros so every number has the same number of decimal places (write 8.3 as 8.30), then check that the decimal points sit directly above one another.</w:t>
-      </w:r>
-    </w:p>
-    <w:p>
-      <w:pPr>
-        <w:spacing w:after="40" w:before="0"/>
-      </w:pPr>
-      <w:r>
-        <w:rPr>
-          <w:b/>
-          <w:bCs/>
-        </w:rPr>
-        <w:t xml:space="preserve">3. Compute each decimal sum or difference.</w:t>
-      </w:r>
-    </w:p>
-    <w:p>
-      <w:pPr>
-        <w:spacing w:after="20" w:before="0"/>
-      </w:pPr>
-      <w:r>
-        <w:t xml:space="preserve">     5.63 + 2.7 → 8.33</w:t>
-      </w:r>
-    </w:p>
-    <w:p>
-      <w:pPr>
-        <w:spacing w:after="20" w:before="0"/>
-      </w:pPr>
-      <w:r>
-        <w:t xml:space="preserve">     12.4 − 8.56 → 3.84</w:t>
-      </w:r>
-    </w:p>
-    <w:p>
-      <w:pPr>
-        <w:spacing w:after="20" w:before="0"/>
-      </w:pPr>
-      <w:r>
-        <w:t xml:space="preserve">     9.08 + 4.925 → 14.005</w:t>
-      </w:r>
-    </w:p>
-    <w:p>
-      <w:pPr>
-        <w:spacing w:after="20" w:before="0"/>
-      </w:pPr>
-      <w:r>
-        <w:t xml:space="preserve">     25.1 − 13.47 → 11.63</w:t>
-      </w:r>
-    </w:p>
-    <w:p>
-      <w:pPr>
-        <w:spacing w:after="20" w:before="0"/>
-      </w:pPr>
-      <w:r>
-        <w:t xml:space="preserve">     7.006 + 3.94 → 10.946</w:t>
-      </w:r>
-    </w:p>
-    <w:p>
-      <w:pPr>
-        <w:spacing w:after="40" w:before="0"/>
-      </w:pPr>
-      <w:r>
-        <w:t xml:space="preserve"/>
-      </w:r>
-    </w:p>
-    <w:p>
-      <w:pPr>
-        <w:spacing w:after="40" w:before="0"/>
-      </w:pPr>
-      <w:r>
-        <w:rPr>
-          <w:b/>
-          <w:bCs/>
-        </w:rPr>
-        <w:t xml:space="preserve">4. Correct groups:</w:t>
-      </w:r>
-    </w:p>
-    <w:p>
-      <w:pPr>
-        <w:spacing w:after="20" w:before="0"/>
-      </w:pPr>
-      <w:r>
-        <w:t xml:space="preserve">     7.8 + 3.45 → Result Greater Than 10</w:t>
-      </w:r>
-    </w:p>
-    <w:p>
-      <w:pPr>
-        <w:spacing w:after="20" w:before="0"/>
-      </w:pPr>
-      <w:r>
-        <w:t xml:space="preserve">     6.25 + 5.9 → Result Greater Than 10</w:t>
-      </w:r>
-    </w:p>
-    <w:p>
-      <w:pPr>
-        <w:spacing w:after="20" w:before="0"/>
-      </w:pPr>
-      <w:r>
-        <w:t xml:space="preserve">     15.3 − 4.7 → Result Greater Than 10</w:t>
-      </w:r>
-    </w:p>
-    <w:p>
-      <w:pPr>
-        <w:spacing w:after="20" w:before="0"/>
-      </w:pPr>
-      <w:r>
-        <w:t xml:space="preserve">     8.4 − 2.15 → Result Less Than 10</w:t>
-      </w:r>
-    </w:p>
-    <w:p>
-      <w:pPr>
-        <w:spacing w:after="20" w:before="0"/>
-      </w:pPr>
-      <w:r>
-        <w:t xml:space="preserve">     5.6 + 3.82 → Result Less Than 10</w:t>
-      </w:r>
-    </w:p>
-    <w:p>
-      <w:pPr>
-        <w:spacing w:after="20" w:before="0"/>
-      </w:pPr>
-      <w:r>
-        <w:t xml:space="preserve">     12.1 − 4.95 → Result Less Than 10</w:t>
-      </w:r>
-    </w:p>
-    <w:p>
-      <w:pPr>
-        <w:spacing w:after="40" w:before="0"/>
-      </w:pPr>
-      <w:r>
-        <w:t xml:space="preserve"/>
-      </w:r>
-    </w:p>
-    <w:p>
-      <w:pPr>
-        <w:spacing w:after="40" w:before="0"/>
-      </w:pPr>
-      <w:r>
-        <w:rPr>
-          <w:b/>
-          <w:bCs/>
-        </w:rPr>
-        <w:t xml:space="preserve">5. C. $21.14</w:t>
-      </w:r>
-    </w:p>
-    <w:p>
-      <w:pPr>
-        <w:spacing w:after="20" w:before="0"/>
-      </w:pPr>
-      <w:r>
-        <w:t xml:space="preserve">     4.59 + 12.75 + 3.80 = 21.14. Line up decimal points and add column by column.</w:t>
-      </w:r>
-    </w:p>
-    <w:p>
-      <w:pPr>
-        <w:spacing w:after="80" w:before="0"/>
-      </w:pPr>
-      <w:r>
-        <w:rPr>
-          <w:i/>
-          <w:iCs/>
-        </w:rPr>
-        <w:t xml:space="preserve">     Watch for: A common mistake in Add and Subtract Decimals is lining up the last digits (the right edges) of each number instead of lining up the decimal points — for example, adding 8.3 and 2.45 as if the 3 and the 5 belong in the same column. Before you add or subtract, add zeros so every number has the same number of decimal places (write 8.3 as 8.30), then check that the decimal points sit directly above one another.</w:t>
-      </w:r>
-    </w:p>
-    <w:p>
-      <w:pPr>
-        <w:spacing w:after="40" w:before="0"/>
-      </w:pPr>
-      <w:r>
-        <w:rPr>
-          <w:b/>
-          <w:bCs/>
-        </w:rPr>
-        <w:t xml:space="preserve">6. Matches:</w:t>
-      </w:r>
-    </w:p>
-    <w:p>
-      <w:pPr>
-        <w:spacing w:after="20" w:before="0"/>
-      </w:pPr>
-      <w:r>
-        <w:t xml:space="preserve">     8.5 + 3.75 → 12.25</w:t>
-      </w:r>
-    </w:p>
-    <w:p>
-      <w:pPr>
-        <w:spacing w:after="20" w:before="0"/>
-      </w:pPr>
-      <w:r>
-        <w:t xml:space="preserve">     15.2 − 6.8 → 8.4</w:t>
-      </w:r>
-    </w:p>
-    <w:p>
-      <w:pPr>
-        <w:spacing w:after="20" w:before="0"/>
-      </w:pPr>
-      <w:r>
-        <w:t xml:space="preserve">     4.06 + 7.94 → 12</w:t>
-      </w:r>
-    </w:p>
-    <w:p>
-      <w:pPr>
-        <w:spacing w:after="20" w:before="0"/>
-      </w:pPr>
-      <w:r>
-        <w:t xml:space="preserve">     20 − 13.45 → 6.55</w:t>
-      </w:r>
-    </w:p>
-    <w:p>
-      <w:pPr>
-        <w:spacing w:after="20" w:before="0"/>
-      </w:pPr>
-      <w:r>
-        <w:t xml:space="preserve">     9.99 + 0.01 → 10</w:t>
-      </w:r>
-    </w:p>
-    <w:p>
-      <w:pPr>
-        <w:spacing w:after="20" w:before="0"/>
-      </w:pPr>
-      <w:r>
-        <w:t xml:space="preserve">     11.3 − 4.8 → 6.5</w:t>
-      </w:r>
-    </w:p>
-    <w:p>
-      <w:pPr>
-        <w:spacing w:after="40" w:before="0"/>
-      </w:pPr>
-      <w:r>
-        <w:t xml:space="preserve"/>
-      </w:r>
-    </w:p>
-    <w:p>
-      <w:pPr>
-        <w:spacing w:after="40" w:before="0"/>
-      </w:pPr>
-      <w:r>
-        <w:rPr>
-          <w:b/>
-          <w:bCs/>
-        </w:rPr>
-        <w:t xml:space="preserve">7. Spot the Mistake — Subtracting Without a Placeholder</w:t>
-      </w:r>
-    </w:p>
-    <w:p>
-      <w:pPr>
-        <w:spacing w:after="20" w:before="0"/>
-      </w:pPr>
-      <w:r>
-        <w:t xml:space="preserve">     The mistake is in Step 2.</w:t>
-      </w:r>
-    </w:p>
-    <w:p>
-      <w:pPr>
-        <w:spacing w:after="20" w:before="0"/>
-      </w:pPr>
-      <w:r>
-        <w:t xml:space="preserve">     Correct work: The student did not annex a zero, so the hundredths place had nothing to subtract from. Write 12.5 as 12.50, then line up the decimal points: 12.50 − 3.45. Hundredths: 0 − 5 → borrow → 10 − 5 = 5. Tenths: 4 − 4 = 0 (after borrowing). Ones: 2 − 3 → borrow → 12 − 3 = 9. Tens: 0 (after borrowing). The correct difference is 9.05.</w:t>
-      </w:r>
-    </w:p>
-    <w:p>
-      <w:pPr>
-        <w:spacing w:after="80" w:before="0"/>
-      </w:pPr>
-      <w:r>
-        <w:t xml:space="preserve">     Watch for: The Set up step is the problem: 12.5 was left with one decimal place while 3.45 has two, so the hundredths column had nothing to subtract from. Write 12.5 as 12.50 and subtract with the points aligned — 0 − 5 needs a borrow, giving 5 hundredths, then 4 − 4 = 0 tenths and 12 − 3 = 9 ones. The correct difference is 9.05, not 9.5.</w:t>
-      </w:r>
-    </w:p>
-    <w:p>
-      <w:pPr>
-        <w:spacing w:after="40" w:before="0"/>
-      </w:pPr>
-      <w:r>
-        <w:rPr>
-          <w:b/>
-          <w:bCs/>
-        </w:rPr>
-        <w:t xml:space="preserve">8. C. $43.05</w:t>
-      </w:r>
-    </w:p>
-    <w:p>
-      <w:pPr>
-        <w:spacing w:after="20" w:before="0"/>
-      </w:pPr>
-      <w:r>
-        <w:t xml:space="preserve">     Line up the decimal points: 27.60 + 15.45. Hundredths: 0 + 5 = 5. Tenths: 6 + 4 = 10, write 0 carry 1. Ones: 7 + 5 + 1 = 13, write 3 carry 1. Tens: 2 + 1 + 1 = 4. Total: $43.05.</w:t>
-      </w:r>
-    </w:p>
-    <w:p>
-      <w:pPr>
-        <w:spacing w:after="80" w:before="0"/>
-      </w:pPr>
-      <w:r>
-        <w:rPr>
-          <w:i/>
-          <w:iCs/>
-        </w:rPr>
-        <w:t xml:space="preserve">     Watch for: A common mistake in Add and Subtract Decimals is lining up the last digits (the right edges) of each number instead of lining up the decimal points — for example, adding 8.3 and 2.45 as if the 3 and the 5 belong in the same column. Before you add or subtract, add zeros so every number has the same number of decimal places (write 8.3 as 8.30), then check that the decimal points sit directly above one another.</w:t>
-      </w:r>
-    </w:p>
-    <w:p>
-      <w:pPr>
-        <w:spacing w:after="40" w:before="0"/>
-      </w:pPr>
-      <w:r>
-        <w:rPr>
-          <w:b/>
-          <w:bCs/>
-        </w:rPr>
-        <w:t xml:space="preserve">9. A. 4.85</w:t>
-      </w:r>
-    </w:p>
-    <w:p>
-      <w:pPr>
-        <w:spacing w:after="20" w:before="0"/>
-      </w:pPr>
-      <w:r>
-        <w:t xml:space="preserve">     Annex a zero so 9.6 becomes 9.60, then subtract: 9.60 − 4.75 = 4.85 units. Borrow in the hundredths and tenths places to subtract correctly.</w:t>
-      </w:r>
-    </w:p>
-    <w:p>
-      <w:pPr>
-        <w:spacing w:after="80" w:before="0"/>
-      </w:pPr>
-      <w:r>
-        <w:rPr>
-          <w:i/>
-          <w:iCs/>
-        </w:rPr>
-        <w:t xml:space="preserve">     Watch for: A common mistake in Add and Subtract Decimals is lining up the last digits (the right edges) of each number instead of lining up the decimal points — for example, adding 8.3 and 2.45 as if the 3 and the 5 belong in the same column. Before you add or subtract, add zeros so every number has the same number of decimal places (write 8.3 as 8.30), then check that the decimal points sit directly above one another.</w:t>
-      </w:r>
-    </w:p>
-    <w:p>
-      <w:pPr>
-        <w:spacing w:after="40" w:before="0"/>
-      </w:pPr>
-      <w:r>
-        <w:rPr>
-          <w:b/>
-          <w:bCs/>
-        </w:rPr>
-        <w:t xml:space="preserve">10. A. $16.73</w:t>
-      </w:r>
-    </w:p>
-    <w:p>
-      <w:pPr>
-        <w:spacing w:after="20" w:before="0"/>
-      </w:pPr>
-      <w:r>
-        <w:t xml:space="preserve">     Write 48.00 − 31.27 with points lined up. Hundredths: 0 − 7 → borrow → 10 − 7 = 3. Tenths: 9 − 2 = 7 (after borrowing). Ones: 7 − 1 = 6. Tens: 4 − 3 = 1. Answer: $16.73.</w:t>
-      </w:r>
-    </w:p>
-    <w:p>
-      <w:pPr>
-        <w:spacing w:after="80" w:before="0"/>
-      </w:pPr>
-      <w:r>
-        <w:rPr>
-          <w:i/>
-          <w:iCs/>
-        </w:rPr>
-        <w:t xml:space="preserve">     Watch for: A common mistake in Add and Subtract Decimals is lining up the last digits (the right edges) of each number instead of lining up the decimal points — for example, adding 8.3 and 2.45 as if the 3 and the 5 belong in the same column. Before you add or subtract, add zeros so every number has the same number of decimal places (write 8.3 as 8.30), then check that the decimal points sit directly above one another.</w:t>
       </w:r>
     </w:p>
     <w:sectPr>
